--- a/templates/labor-flex-template.docx
+++ b/templates/labor-flex-template.docx
@@ -73,7 +73,7 @@
           <w:b/>
           <w:sz w:val="30"/>
         </w:rPr>
-        <w:t>第二條　八週循環週期之起訖日期</w:t>
+        <w:t>第二條　實施期間與循環單位</w:t>
       </w:r>
     </w:p>
     <w:p>
@@ -85,7 +85,7 @@
         <w:rPr>
           <w:sz w:val="28"/>
         </w:rPr>
-        <w:t>一、本期變形工時週期名稱：{cycle_label}。</w:t>
+        <w:t>一、本制度自中華民國 {start_year} 年 {start_month} 月 {start_day} 日起實施，自實施日起持續適用至本機構正式公告終止為止。員工之雇傭關係期間，均適用本制度。</w:t>
       </w:r>
     </w:p>
     <w:p>
@@ -97,7 +97,7 @@
         <w:rPr>
           <w:sz w:val="28"/>
         </w:rPr>
-        <w:t>二、本期起始日：中華民國 {start_year} 年 {start_month} 月 {start_day} 日。本期結束日：中華民國 {end_year} 年 {end_month} 月 {end_day} 日。（合計八週五十六日）</w:t>
+        <w:t>二、「八週」係指本制度之工時計算循環單位（每滿八週為一個循環週期，合計五十六日），並非本同意書之有效期限。本機構於每一循環週期內，依員工實際工時情形製作班表並完成工時平衡。</w:t>
       </w:r>
     </w:p>
     <w:p>
@@ -109,7 +109,7 @@
         <w:rPr>
           <w:sz w:val="28"/>
         </w:rPr>
-        <w:t>三、本機構應於每一週期屆滿後，依員工實際出勤狀況另行訂定下一週期之班表，並依下列規範辦理。</w:t>
+        <w:t>三、本期適用之循環週期名稱：{cycle_label}（供後續存底識別之用）。本機構應於每一週期屆滿後，依員工實際出勤狀況另行訂定下一週期之班表，並依下列規範辦理。</w:t>
       </w:r>
     </w:p>
     <w:p>

--- a/templates/labor-flex-template.docx
+++ b/templates/labor-flex-template.docx
@@ -376,7 +376,7 @@
         <w:rPr>
           <w:sz w:val="28"/>
         </w:rPr>
-        <w:t>本範本由補教業法務支援站於 W83f（民國 115 年 5 月 27 日）依勞動基準法第三十條之一規定、A2 Deep Research 報告章三第（3）段所列最低法定要件，組裝而成。</w:t>
+        <w:t>本範本由補教業法務支援站於民國 115 年 5 月 27 日，依勞動基準法第三十條之一等所列最低法定要件整理而成。</w:t>
       </w:r>
     </w:p>
     <w:p>

--- a/templates/labor-flex-template.docx
+++ b/templates/labor-flex-template.docx
@@ -350,102 +350,6 @@
         <w:t>中華民國 {sign_year} 年 {sign_month} 月 {sign_day} 日</w:t>
       </w:r>
     </w:p>
-    <w:p>
-      <w:r>
-        <w:br w:type="page"/>
-      </w:r>
-    </w:p>
-    <w:p>
-      <w:pPr>
-        <w:spacing w:before="240" w:after="120"/>
-      </w:pPr>
-      <w:r>
-        <w:rPr>
-          <w:b/>
-          <w:sz w:val="30"/>
-        </w:rPr>
-        <w:t>※ 律師審稿備註（最終發佈前請刪除）</w:t>
-      </w:r>
-    </w:p>
-    <w:p>
-      <w:pPr>
-        <w:spacing w:line="384" w:lineRule="auto"/>
-        <w:ind w:firstLine="560"/>
-      </w:pPr>
-      <w:r>
-        <w:rPr>
-          <w:sz w:val="28"/>
-        </w:rPr>
-        <w:t>本範本由補教業法務支援站於民國 115 年 5 月 27 日，依勞動基準法第三十條之一等所列最低法定要件整理而成。</w:t>
-      </w:r>
-    </w:p>
-    <w:p>
-      <w:pPr>
-        <w:spacing w:line="384" w:lineRule="auto"/>
-        <w:ind w:firstLine="560"/>
-      </w:pPr>
-      <w:r>
-        <w:rPr>
-          <w:sz w:val="28"/>
-        </w:rPr>
-        <w:t>建議律師審稿確認之要點：</w:t>
-      </w:r>
-    </w:p>
-    <w:p>
-      <w:pPr>
-        <w:spacing w:line="384" w:lineRule="auto"/>
-      </w:pPr>
-      <w:r>
-        <w:rPr>
-          <w:sz w:val="28"/>
-        </w:rPr>
-        <w:t>1. 第一條法源宣告之表述是否符合貴機構之同意程序（工會 / 勞資會議）。</w:t>
-      </w:r>
-    </w:p>
-    <w:p>
-      <w:pPr>
-        <w:spacing w:line="384" w:lineRule="auto"/>
-      </w:pPr>
-      <w:r>
-        <w:rPr>
-          <w:sz w:val="28"/>
-        </w:rPr>
-        <w:t>2. 第三條第二項「不得超過十小時」「不得超過四十八小時」之表述，是否與貴機構實際運作之上限一致；本範本依§30-1 法定上限填寫。</w:t>
-      </w:r>
-    </w:p>
-    <w:p>
-      <w:pPr>
-        <w:spacing w:line="384" w:lineRule="auto"/>
-      </w:pPr>
-      <w:r>
-        <w:rPr>
-          <w:sz w:val="28"/>
-        </w:rPr>
-        <w:t>3. 第三條第三項「最多連續工作 6 天」「八週內 16 休」之口訣是否需具體化班表附件。</w:t>
-      </w:r>
-    </w:p>
-    <w:p>
-      <w:pPr>
-        <w:spacing w:line="384" w:lineRule="auto"/>
-      </w:pPr>
-      <w:r>
-        <w:rPr>
-          <w:sz w:val="28"/>
-        </w:rPr>
-        <w:t>4. 第四條同意佐證之描述方式，是否需附勞資會議決議紀錄或工會同意書副本。</w:t>
-      </w:r>
-    </w:p>
-    <w:p>
-      <w:pPr>
-        <w:spacing w:line="384" w:lineRule="auto"/>
-      </w:pPr>
-      <w:r>
-        <w:rPr>
-          <w:sz w:val="28"/>
-        </w:rPr>
-        <w:t>5. 簽章區是否需增列員工逐一簽署欄（本範本以「機構同意書」型態，員工個別同意可另以附件處理）。</w:t>
-      </w:r>
-    </w:p>
     <w:sectPr>
       <w:pgSz w:w="12240" w:h="15840"/>
       <w:pgMar w:top="1134" w:right="1417" w:bottom="1134" w:left="1417" w:header="720" w:footer="720" w:gutter="0"/>
